--- a/CONCEPT - Virtual Agent conversations in Now Assist.docx
+++ b/CONCEPT - Virtual Agent conversations in Now Assist.docx
@@ -7,30 +7,99 @@
         <w:shd w:val="clear" w:fill="auto"/>
         <w:spacing w:lineRule="auto" w:line="240" w:after="0" w:beforeAutospacing="0" w:afterAutospacing="0"/>
         <w:rPr>
-          <w:rFonts w:ascii="Calibri" w:hAnsi="Calibri"/>
-          <w:sz w:val="24"/>
-          <w:szCs w:val="24"/>
-        </w:rPr>
-      </w:pPr>
-      <w:r>
-        <w:rPr>
-          <w:rFonts w:ascii="Calibri" w:hAnsi="Calibri" w:cs="Calibri" w:eastAsia="Calibri"/>
+          <w:rFonts w:ascii="Calibri" w:hAnsi="Calibri" w:cs="Calibri" w:eastAsia="Calibri"/>
+          <w:b w:val="1"/>
+          <w:bCs w:val="1"/>
+          <w:sz w:val="48"/>
+          <w:szCs w:val="48"/>
+          <w:rtl w:val="0"/>
+          <w:lang w:val="en-US" w:bidi="en-US" w:eastAsia="en-US"/>
+        </w:rPr>
+      </w:pPr>
+      <w:r>
+        <w:rPr>
+          <w:rFonts w:ascii="Calibri" w:hAnsi="Calibri" w:cs="Calibri" w:eastAsia="Calibri"/>
+          <w:b w:val="1"/>
+          <w:bCs w:val="1"/>
+          <w:sz w:val="48"/>
+          <w:szCs w:val="48"/>
+          <w:rtl w:val="0"/>
+          <w:lang w:val="en-US" w:bidi="en-US" w:eastAsia="en-US"/>
+        </w:rPr>
+        <w:t>Virtual Agent conversations in Now Assist panel</w:t>
+      </w:r>
+    </w:p>
+    <w:p>
+      <w:pPr>
+        <w:shd w:val="clear" w:fill="auto"/>
+        <w:spacing w:lineRule="auto" w:line="240" w:after="0" w:beforeAutospacing="0" w:afterAutospacing="0"/>
+        <w:rPr>
+          <w:rFonts w:ascii="Calibri" w:hAnsi="Calibri"/>
+          <w:sz w:val="24"/>
+          <w:szCs w:val="24"/>
+        </w:rPr>
+      </w:pPr>
+      <w:r>
+        <w:rPr>
+          <w:rFonts w:ascii="Calibri" w:hAnsi="Calibri" w:cs="Calibri" w:eastAsia="Calibri"/>
+          <w:b w:val="1"/>
+          <w:bCs w:val="1"/>
+          <w:sz w:val="24"/>
+          <w:szCs w:val="24"/>
+        </w:rPr>
+        <w:t xml:space="preserve"> </w:t>
+      </w:r>
+    </w:p>
+    <w:p>
+      <w:pPr>
+        <w:shd w:val="clear" w:fill="auto"/>
+        <w:spacing w:lineRule="auto" w:line="240" w:after="0" w:beforeAutospacing="0" w:afterAutospacing="0"/>
+        <w:rPr>
+          <w:rFonts w:ascii="Calibri" w:hAnsi="Calibri"/>
           <w:i w:val="1"/>
           <w:iCs w:val="1"/>
           <w:sz w:val="24"/>
           <w:szCs w:val="24"/>
-          <w:u w:val="single"/>
-        </w:rPr>
-        <w:t>Title:</w:t>
-      </w:r>
-      <w:r>
-        <w:rPr>
-          <w:rFonts w:ascii="Calibri" w:hAnsi="Calibri" w:cs="Calibri" w:eastAsia="Calibri"/>
+        </w:rPr>
+      </w:pPr>
+      <w:r>
+        <w:rPr>
+          <w:rFonts w:ascii="Calibri" w:hAnsi="Calibri" w:cs="Lato" w:eastAsia="Lato"/>
           <w:i w:val="1"/>
           <w:iCs w:val="1"/>
-          <w:sz w:val="24"/>
-          <w:szCs w:val="24"/>
-          <w:u w:val="single"/>
+          <w:color w:val="000000" w:themeColor="text1"/>
+          <w:sz w:val="24"/>
+          <w:szCs w:val="24"/>
+        </w:rPr>
+        <w:t xml:space="preserve">Issue resolution and overall user experience are improved with </w:t>
+      </w:r>
+      <w:r>
+        <w:rPr>
+          <w:rFonts w:ascii="Calibri" w:hAnsi="Calibri" w:cs="Calibri" w:eastAsia="Calibri"/>
+          <w:i w:val="1"/>
+          <w:iCs w:val="1"/>
+          <w:sz w:val="24"/>
+          <w:szCs w:val="24"/>
+        </w:rPr>
+        <w:t>Now Assist's generative AI added to Virtual Agent.</w:t>
+      </w:r>
+    </w:p>
+    <w:p>
+      <w:pPr>
+        <w:shd w:val="clear" w:fill="auto"/>
+        <w:spacing w:lineRule="auto" w:line="240" w:after="0" w:beforeAutospacing="0" w:afterAutospacing="0"/>
+        <w:rPr>
+          <w:rFonts w:ascii="Calibri" w:hAnsi="Calibri" w:cs="Lato" w:eastAsia="Lato"/>
+          <w:color w:val="000000" w:themeColor="text1"/>
+          <w:sz w:val="24"/>
+          <w:szCs w:val="24"/>
+        </w:rPr>
+      </w:pPr>
+      <w:r>
+        <w:rPr>
+          <w:rFonts w:ascii="Calibri" w:hAnsi="Calibri"/>
+          <w:sz w:val="24"/>
+          <w:szCs w:val="24"/>
           <w:rtl w:val="0"/>
           <w:lang w:val="en-US" w:bidi="en-US" w:eastAsia="en-US"/>
         </w:rPr>
@@ -38,428 +107,332 @@
       </w:r>
       <w:r>
         <w:rPr>
-          <w:rFonts w:ascii="Calibri" w:hAnsi="Calibri" w:cs="Calibri" w:eastAsia="Calibri"/>
+          <w:rFonts w:ascii="Calibri" w:hAnsi="Calibri" w:cs="Lato" w:eastAsia="Lato"/>
+          <w:color w:val="000000" w:themeColor="text1"/>
+          <w:sz w:val="24"/>
+          <w:szCs w:val="24"/>
+        </w:rPr>
+        <w:t>Virtual Agent (VA) provides ways for users to submit requests and find information based on pre</w:t>
+      </w:r>
+      <w:r>
+        <w:rPr>
+          <w:rFonts w:ascii="Calibri" w:hAnsi="Calibri" w:cs="Lato" w:eastAsia="Lato"/>
+          <w:color w:val="000000" w:themeColor="text1"/>
+          <w:sz w:val="24"/>
+          <w:szCs w:val="24"/>
+          <w:rtl w:val="0"/>
+          <w:lang w:val="en-US" w:bidi="en-US" w:eastAsia="en-US"/>
+        </w:rPr>
+        <w:t>-</w:t>
+      </w:r>
+      <w:r>
+        <w:rPr>
+          <w:rFonts w:ascii="Calibri" w:hAnsi="Calibri" w:cs="Lato" w:eastAsia="Lato"/>
+          <w:color w:val="000000" w:themeColor="text1"/>
+          <w:sz w:val="24"/>
+          <w:szCs w:val="24"/>
+        </w:rPr>
+        <w:t>built topics, but there are limitations to Natural Language Understanding (NLU)/keyword topics. NLU topics take time and effort to setup, configure, and deploy. Unusual issues or questions may lead to a user contacting a Live Agent instead, taking more time and effort to resolve their concerns. In the November update to Vancouver, the Now Assist Panel provides a more streamlined experience based on generative AI.</w:t>
+      </w:r>
+      <w:r>
+        <w:rPr>
+          <w:rFonts w:ascii="Calibri" w:hAnsi="Calibri" w:cs="Lato" w:eastAsia="Lato"/>
+          <w:color w:val="000000" w:themeColor="text1"/>
+          <w:sz w:val="24"/>
+          <w:szCs w:val="24"/>
+          <w:rtl w:val="0"/>
+          <w:lang w:val="en-US" w:bidi="en-US" w:eastAsia="en-US"/>
+        </w:rPr>
+        <w:br w:type="textWrapping"/>
+      </w:r>
+    </w:p>
+    <w:p>
+      <w:pPr>
+        <w:shd w:val="clear" w:fill="auto"/>
+        <w:spacing w:lineRule="auto" w:line="240" w:after="0" w:beforeAutospacing="0" w:afterAutospacing="0"/>
+        <w:rPr>
+          <w:rFonts w:ascii="Calibri" w:hAnsi="Calibri"/>
+          <w:sz w:val="24"/>
+          <w:szCs w:val="24"/>
+        </w:rPr>
+      </w:pPr>
+      <w:r>
+        <w:rPr>
+          <w:rFonts w:ascii="Calibri" w:hAnsi="Calibri" w:cs="Lato" w:eastAsia="Lato"/>
+          <w:color w:val="000000" w:themeColor="text1"/>
+          <w:sz w:val="24"/>
+          <w:szCs w:val="24"/>
+          <w:rtl w:val="0"/>
+          <w:lang w:val="en-US" w:bidi="en-US" w:eastAsia="en-US"/>
+        </w:rPr>
+        <w:t>Activating N</w:t>
+      </w:r>
+      <w:r>
+        <w:rPr>
+          <w:rFonts w:ascii="Calibri" w:hAnsi="Calibri" w:cs="Lato" w:eastAsia="Lato"/>
+          <w:color w:val="000000" w:themeColor="text1"/>
+          <w:sz w:val="24"/>
+          <w:szCs w:val="24"/>
+        </w:rPr>
+        <w:t>ow Assist enhances the VA user experience by combining the AI Search and chat options. The combination speeds up issue resolution in Virtual Agent and reduces deflections to live help. Admins can further improve the VA experience</w:t>
+      </w:r>
+      <w:r>
+        <w:rPr>
+          <w:rFonts w:ascii="Calibri" w:hAnsi="Calibri" w:cs="Lato" w:eastAsia="Lato"/>
+          <w:color w:val="000000" w:themeColor="text1"/>
+          <w:sz w:val="24"/>
+          <w:szCs w:val="24"/>
+          <w:rtl w:val="0"/>
+          <w:lang w:val="en-US" w:bidi="en-US" w:eastAsia="en-US"/>
+        </w:rPr>
+        <w:t>. For more information, see</w:t>
+      </w:r>
+      <w:r>
+        <w:rPr>
+          <w:rFonts w:ascii="Calibri" w:hAnsi="Calibri" w:cs="Lato" w:eastAsia="Lato"/>
+          <w:color w:val="000000" w:themeColor="text1"/>
+          <w:sz w:val="24"/>
+          <w:szCs w:val="24"/>
+        </w:rPr>
+        <w:t xml:space="preserve"> </w:t>
+      </w:r>
+      <w:r>
+        <w:rPr>
+          <w:rFonts w:ascii="Calibri" w:hAnsi="Calibri" w:cs="Lato" w:eastAsia="Lato"/>
           <w:b w:val="1"/>
           <w:bCs w:val="1"/>
-          <w:sz w:val="24"/>
-          <w:szCs w:val="24"/>
-        </w:rPr>
-        <w:t>VIRTUAL AGENT CONVERSATIONS IN NOW ASSIST PANEL</w:t>
-      </w:r>
-      <w:r>
-        <w:rPr>
-          <w:rFonts w:ascii="Calibri" w:hAnsi="Calibri"/>
-          <w:sz w:val="24"/>
-          <w:szCs w:val="24"/>
+          <w:color w:val="446EA2"/>
+          <w:sz w:val="24"/>
+          <w:szCs w:val="24"/>
+          <w:rtl w:val="0"/>
+          <w:lang w:val="en-US" w:bidi="en-US" w:eastAsia="en-US"/>
+        </w:rPr>
+        <w:t>Configure a Now Assist skill</w:t>
+      </w:r>
+      <w:r>
+        <w:rPr>
+          <w:rFonts w:ascii="Calibri" w:hAnsi="Calibri" w:cs="Lato" w:eastAsia="Lato"/>
+          <w:color w:val="000000" w:themeColor="text1"/>
+          <w:sz w:val="24"/>
+          <w:szCs w:val="24"/>
+        </w:rPr>
+        <w:t>.</w:t>
+      </w:r>
+      <w:r>
+        <w:rPr>
+          <w:rFonts w:ascii="Calibri" w:hAnsi="Calibri" w:cs="Lato" w:eastAsia="Lato"/>
+          <w:color w:val="000000" w:themeColor="text1"/>
+          <w:sz w:val="24"/>
+          <w:szCs w:val="24"/>
+          <w:rtl w:val="0"/>
+          <w:lang w:val="en-US" w:bidi="en-US" w:eastAsia="en-US"/>
         </w:rPr>
         <w:br w:type="textWrapping"/>
       </w:r>
-      <w:r>
-        <w:rPr>
-          <w:rFonts w:ascii="Calibri" w:hAnsi="Calibri" w:cs="Calibri" w:eastAsia="Calibri"/>
+    </w:p>
+    <w:p>
+      <w:pPr>
+        <w:shd w:val="clear" w:fill="auto"/>
+        <w:spacing w:lineRule="auto" w:line="240" w:after="0" w:beforeAutospacing="0" w:afterAutospacing="0"/>
+        <w:rPr>
+          <w:rFonts w:ascii="Calibri" w:hAnsi="Calibri"/>
+          <w:sz w:val="24"/>
+          <w:szCs w:val="24"/>
+        </w:rPr>
+      </w:pPr>
+      <w:r>
+        <w:rPr>
+          <w:rFonts w:ascii="Calibri" w:hAnsi="Calibri" w:cs="Lato" w:eastAsia="Lato"/>
+          <w:color w:val="000000" w:themeColor="text1"/>
+          <w:sz w:val="24"/>
+          <w:szCs w:val="24"/>
+        </w:rPr>
+        <w:t xml:space="preserve">In the </w:t>
+      </w:r>
+      <w:r>
+        <w:rPr>
+          <w:rFonts w:ascii="Calibri" w:hAnsi="Calibri" w:cs="Calibri" w:eastAsia="Calibri"/>
+          <w:sz w:val="24"/>
+          <w:szCs w:val="24"/>
+        </w:rPr>
+        <w:t>Now Assist Panel, users communicate through a Large Language Model (LLM) which can be set up much faster than NLU. Users input queries using natural language instead of relying on keywords. If the query is supported by generative AI, the LLM will present the most likely option based on the requestor’s input. The Virtual Agen</w:t>
+      </w:r>
+      <w:r>
+        <w:rPr>
+          <w:rFonts w:ascii="Calibri" w:hAnsi="Calibri" w:cs="Calibri" w:eastAsia="Calibri"/>
+          <w:sz w:val="24"/>
+          <w:szCs w:val="24"/>
+          <w:rtl w:val="0"/>
+          <w:lang w:val="en-US" w:bidi="en-US" w:eastAsia="en-US"/>
+        </w:rPr>
+        <w:t>t</w:t>
+      </w:r>
+      <w:r>
+        <w:rPr>
+          <w:rFonts w:ascii="Calibri" w:hAnsi="Calibri" w:cs="Lato" w:eastAsia="Lato"/>
+          <w:color w:val="000000" w:themeColor="text1"/>
+          <w:sz w:val="24"/>
+          <w:szCs w:val="24"/>
+        </w:rPr>
+        <w:t xml:space="preserve"> based on the user query, and the user can refine their search by asking follow</w:t>
+      </w:r>
+      <w:r>
+        <w:rPr>
+          <w:rFonts w:ascii="Calibri" w:hAnsi="Calibri" w:cs="Lato" w:eastAsia="Lato"/>
+          <w:color w:val="000000" w:themeColor="text1"/>
+          <w:sz w:val="24"/>
+          <w:szCs w:val="24"/>
+          <w:rtl w:val="0"/>
+          <w:lang w:val="en-US" w:bidi="en-US" w:eastAsia="en-US"/>
+        </w:rPr>
+        <w:t>-</w:t>
+      </w:r>
+      <w:r>
+        <w:rPr>
+          <w:rFonts w:ascii="Calibri" w:hAnsi="Calibri" w:cs="Lato" w:eastAsia="Lato"/>
+          <w:color w:val="000000" w:themeColor="text1"/>
+          <w:sz w:val="24"/>
+          <w:szCs w:val="24"/>
+        </w:rPr>
+        <w:t xml:space="preserve">up questions or trying a different query. User queries can apply to both information searches and service catalog requests. </w:t>
+      </w:r>
+      <w:r>
+        <w:rPr>
+          <w:rFonts w:ascii="Calibri" w:hAnsi="Calibri" w:cs="Lato" w:eastAsia="Lato"/>
+          <w:color w:val="000000" w:themeColor="text1"/>
+          <w:sz w:val="24"/>
+          <w:szCs w:val="24"/>
+          <w:rtl w:val="0"/>
+          <w:lang w:val="en-US" w:bidi="en-US" w:eastAsia="en-US"/>
+        </w:rPr>
+        <w:br w:type="textWrapping"/>
+      </w:r>
+    </w:p>
+    <w:p>
+      <w:pPr>
+        <w:shd w:val="clear" w:fill="auto"/>
+        <w:spacing w:lineRule="auto" w:line="240" w:after="0" w:beforeAutospacing="0" w:afterAutospacing="0"/>
+        <w:rPr>
+          <w:rFonts w:ascii="Calibri" w:hAnsi="Calibri"/>
+          <w:sz w:val="24"/>
+          <w:szCs w:val="24"/>
+        </w:rPr>
+      </w:pPr>
+      <w:r>
+        <w:rPr>
+          <w:rFonts w:ascii="Calibri" w:hAnsi="Calibri" w:cs="Lato" w:eastAsia="Lato"/>
+          <w:color w:val="000000" w:themeColor="text1"/>
+          <w:sz w:val="24"/>
+          <w:szCs w:val="24"/>
+        </w:rPr>
+        <w:t xml:space="preserve">If the query isn't recognized by LLM, the Virtual Agent uses NLU/keyword behavior instead. Users see standard search results instead </w:t>
+      </w:r>
+      <w:r>
+        <w:rPr>
+          <w:rFonts w:ascii="Calibri" w:hAnsi="Calibri" w:cs="Lato" w:eastAsia="Lato"/>
+          <w:color w:val="000000" w:themeColor="text1"/>
+          <w:sz w:val="24"/>
+          <w:szCs w:val="24"/>
+          <w:rtl w:val="0"/>
+          <w:lang w:val="en-US" w:bidi="en-US" w:eastAsia="en-US"/>
+        </w:rPr>
+        <w:t>of Genius Results, or</w:t>
+      </w:r>
+      <w:r>
+        <w:rPr>
+          <w:rFonts w:ascii="Calibri" w:hAnsi="Calibri" w:cs="Lato" w:eastAsia="Lato"/>
+          <w:color w:val="000000" w:themeColor="text1"/>
+          <w:sz w:val="24"/>
+          <w:szCs w:val="24"/>
+        </w:rPr>
+        <w:t xml:space="preserve"> have the option to connect to a Live Agent.</w:t>
+      </w:r>
+      <w:r>
+        <w:rPr>
+          <w:rFonts w:ascii="Calibri" w:hAnsi="Calibri" w:cs="Lato" w:eastAsia="Lato"/>
+          <w:color w:val="000000" w:themeColor="text1"/>
+          <w:sz w:val="24"/>
+          <w:szCs w:val="24"/>
+          <w:rtl w:val="0"/>
+          <w:lang w:val="en-US" w:bidi="en-US" w:eastAsia="en-US"/>
+        </w:rPr>
+        <w:br w:type="textWrapping"/>
+      </w:r>
+    </w:p>
+    <w:p>
+      <w:pPr>
+        <w:shd w:val="clear" w:fill="auto"/>
+        <w:spacing w:lineRule="auto" w:line="240" w:after="0" w:beforeAutospacing="0" w:afterAutospacing="0"/>
+        <w:rPr>
+          <w:rFonts w:ascii="Calibri" w:hAnsi="Calibri"/>
+          <w:sz w:val="24"/>
+          <w:szCs w:val="24"/>
+        </w:rPr>
+      </w:pPr>
+      <w:r>
+        <w:rPr>
+          <w:rFonts w:ascii="Calibri" w:hAnsi="Calibri" w:cs="Lato" w:eastAsia="Lato"/>
+          <w:color w:val="000000" w:themeColor="text1"/>
+          <w:sz w:val="24"/>
+          <w:szCs w:val="24"/>
+        </w:rPr>
+        <w:t>Now Assist for Virtual Agent is available by portals on the web client, and the mobile app.</w:t>
+      </w:r>
+      <w:r>
+        <w:rPr>
+          <w:rFonts w:ascii="Calibri" w:hAnsi="Calibri" w:cs="Lato" w:eastAsia="Lato"/>
+          <w:color w:val="000000" w:themeColor="text1"/>
+          <w:sz w:val="24"/>
+          <w:szCs w:val="24"/>
+          <w:rtl w:val="0"/>
+          <w:lang w:val="en-US" w:bidi="en-US" w:eastAsia="en-US"/>
+        </w:rPr>
+        <w:t xml:space="preserve"> </w:t>
+      </w:r>
+      <w:r>
+        <w:rPr>
+          <w:rFonts w:ascii="Calibri" w:hAnsi="Calibri" w:cs="Lato" w:eastAsia="Lato"/>
+          <w:color w:val="000000" w:themeColor="text1"/>
+          <w:sz w:val="24"/>
+          <w:szCs w:val="24"/>
+        </w:rPr>
+        <w:t>The following Virtual Agent Designer nodes are supported in Now Assist.</w:t>
+      </w:r>
+      <w:r>
+        <w:rPr>
+          <w:rFonts w:ascii="Calibri" w:hAnsi="Calibri" w:cs="Lato" w:eastAsia="Lato"/>
+          <w:color w:val="000000" w:themeColor="text1"/>
+          <w:sz w:val="24"/>
+          <w:szCs w:val="24"/>
+          <w:rtl w:val="0"/>
+          <w:lang w:val="en-US" w:bidi="en-US" w:eastAsia="en-US"/>
+        </w:rPr>
+        <w:br w:type="textWrapping"/>
+      </w:r>
+    </w:p>
+    <w:p>
+      <w:pPr>
+        <w:shd w:val="clear" w:fill="auto"/>
+        <w:spacing w:lineRule="auto" w:line="240" w:after="0" w:beforeAutospacing="0" w:afterAutospacing="0"/>
+        <w:rPr>
+          <w:rFonts w:ascii="Calibri" w:hAnsi="Calibri"/>
+          <w:sz w:val="24"/>
+          <w:szCs w:val="24"/>
+        </w:rPr>
+      </w:pPr>
+      <w:r>
+        <w:rPr>
+          <w:rFonts w:ascii="Calibri" w:hAnsi="Calibri"/>
           <w:b w:val="1"/>
           <w:bCs w:val="1"/>
           <w:sz w:val="24"/>
           <w:szCs w:val="24"/>
-        </w:rPr>
-        <w:t xml:space="preserve"> </w:t>
-      </w:r>
-    </w:p>
-    <w:p>
-      <w:pPr>
-        <w:shd w:val="clear" w:fill="auto"/>
-        <w:spacing w:lineRule="auto" w:line="240" w:after="0" w:beforeAutospacing="0" w:afterAutospacing="0"/>
-        <w:rPr>
-          <w:rFonts w:ascii="Calibri" w:hAnsi="Calibri"/>
-          <w:sz w:val="24"/>
-          <w:szCs w:val="24"/>
-        </w:rPr>
-      </w:pPr>
-      <w:r>
-        <w:rPr>
-          <w:rFonts w:ascii="Calibri" w:hAnsi="Calibri" w:cs="Calibri" w:eastAsia="Calibri"/>
-          <w:i w:val="1"/>
-          <w:iCs w:val="1"/>
-          <w:sz w:val="24"/>
-          <w:szCs w:val="24"/>
           <w:u w:val="single"/>
-        </w:rPr>
-        <w:t>Shortdesc:</w:t>
-      </w:r>
-      <w:r>
-        <w:rPr>
-          <w:rFonts w:ascii="Calibri" w:hAnsi="Calibri"/>
-          <w:sz w:val="24"/>
-          <w:szCs w:val="24"/>
-        </w:rPr>
-        <w:br w:type="textWrapping"/>
-      </w:r>
-      <w:r>
-        <w:rPr>
-          <w:rFonts w:ascii="Calibri" w:hAnsi="Calibri" w:cs="Lato" w:eastAsia="Lato"/>
-          <w:color w:val="000000" w:themeColor="text1"/>
-          <w:sz w:val="24"/>
-          <w:szCs w:val="24"/>
-        </w:rPr>
-        <w:t xml:space="preserve">Issue resolution and overall user experience are improved with </w:t>
-      </w:r>
-      <w:r>
-        <w:rPr>
-          <w:rFonts w:ascii="Calibri" w:hAnsi="Calibri" w:cs="Calibri" w:eastAsia="Calibri"/>
-          <w:sz w:val="24"/>
-          <w:szCs w:val="24"/>
-        </w:rPr>
-        <w:t>Now Assist's generative AI added to Virtual Agent.</w:t>
-      </w:r>
-    </w:p>
-    <w:p>
-      <w:pPr>
-        <w:shd w:val="clear" w:fill="auto"/>
-        <w:spacing w:lineRule="auto" w:line="240" w:after="0" w:beforeAutospacing="0" w:afterAutospacing="0"/>
-        <w:rPr>
-          <w:rFonts w:ascii="Calibri" w:hAnsi="Calibri"/>
-          <w:sz w:val="24"/>
-          <w:szCs w:val="24"/>
-        </w:rPr>
-      </w:pPr>
-      <w:r>
-        <w:rPr>
-          <w:rFonts w:ascii="Calibri" w:hAnsi="Calibri"/>
-          <w:sz w:val="24"/>
-          <w:szCs w:val="24"/>
-          <w:rtl w:val="0"/>
-          <w:lang w:val="en-US" w:bidi="en-US" w:eastAsia="en-US"/>
-        </w:rPr>
-        <w:br w:type="textWrapping"/>
-      </w:r>
-      <w:r>
-        <w:rPr>
-          <w:rFonts w:ascii="Calibri" w:hAnsi="Calibri" w:cs="Calibri" w:eastAsia="Calibri"/>
-          <w:i w:val="1"/>
-          <w:iCs w:val="1"/>
-          <w:sz w:val="24"/>
-          <w:szCs w:val="24"/>
-          <w:u w:val="single"/>
-        </w:rPr>
-        <w:t>Body:</w:t>
-      </w:r>
-    </w:p>
-    <w:p>
-      <w:pPr>
-        <w:shd w:val="clear" w:fill="auto"/>
-        <w:spacing w:lineRule="auto" w:line="240" w:after="0" w:beforeAutospacing="0" w:afterAutospacing="0"/>
-        <w:rPr>
-          <w:rFonts w:ascii="Calibri" w:hAnsi="Calibri" w:cs="Lato" w:eastAsia="Lato"/>
-          <w:color w:val="000000" w:themeColor="text1"/>
-          <w:sz w:val="24"/>
-          <w:szCs w:val="24"/>
-        </w:rPr>
-      </w:pPr>
-      <w:r>
-        <w:rPr>
-          <w:rFonts w:ascii="Calibri" w:hAnsi="Calibri" w:cs="Lato" w:eastAsia="Lato"/>
-          <w:color w:val="000000" w:themeColor="text1"/>
-          <w:sz w:val="24"/>
-          <w:szCs w:val="24"/>
-        </w:rPr>
-        <w:t>Virtual Agent (VA) provides ways for users to submit requests and find information based on pre-built topics, but there are limitations to Natural Language Understanding (NLU)/keyword topics. NLU topics take time and effort to setup, configure, and deploy. Unusual issues or questions may lead to a user contacting a Live Agent instead, taking more time and effort to resolve their concerns. In the November update to Vancouver, the Now Assist Panel provides a more streamlined experience based on generative AI.</w:t>
-      </w:r>
-      <w:r>
-        <w:rPr>
-          <w:rFonts w:ascii="Calibri" w:hAnsi="Calibri" w:cs="Lato" w:eastAsia="Lato"/>
-          <w:color w:val="000000" w:themeColor="text1"/>
-          <w:sz w:val="24"/>
-          <w:szCs w:val="24"/>
-          <w:rtl w:val="0"/>
-          <w:lang w:val="en-US" w:bidi="en-US" w:eastAsia="en-US"/>
-        </w:rPr>
-        <w:br w:type="textWrapping"/>
-      </w:r>
-    </w:p>
-    <w:p>
-      <w:pPr>
-        <w:shd w:val="clear" w:fill="auto"/>
-        <w:spacing w:lineRule="auto" w:line="240" w:after="0" w:beforeAutospacing="0" w:afterAutospacing="0"/>
-        <w:rPr>
-          <w:rFonts w:ascii="Calibri" w:hAnsi="Calibri"/>
-          <w:sz w:val="24"/>
-          <w:szCs w:val="24"/>
-        </w:rPr>
-      </w:pPr>
-      <w:r>
-        <w:rPr>
-          <w:rFonts w:ascii="Calibri" w:hAnsi="Calibri" w:cs="Lato" w:eastAsia="Lato"/>
-          <w:color w:val="000000" w:themeColor="text1"/>
-          <w:sz w:val="24"/>
-          <w:szCs w:val="24"/>
-          <w:rtl w:val="0"/>
-          <w:lang w:val="en-US" w:bidi="en-US" w:eastAsia="en-US"/>
-        </w:rPr>
-        <w:t>Activating N</w:t>
-      </w:r>
-      <w:r>
-        <w:rPr>
-          <w:rFonts w:ascii="Calibri" w:hAnsi="Calibri" w:cs="Lato" w:eastAsia="Lato"/>
-          <w:color w:val="000000" w:themeColor="text1"/>
-          <w:sz w:val="24"/>
-          <w:szCs w:val="24"/>
-        </w:rPr>
-        <w:t>ow Assist enhances the VA user experience by combining the AI Search and chat options. The combination speeds up issue resolution in Virtual Agent and reduces deflections to live help. Admins can further improve the VA experience</w:t>
-      </w:r>
-      <w:r>
-        <w:rPr>
-          <w:rFonts w:ascii="Calibri" w:hAnsi="Calibri" w:cs="Lato" w:eastAsia="Lato"/>
-          <w:color w:val="000000" w:themeColor="text1"/>
-          <w:sz w:val="24"/>
-          <w:szCs w:val="24"/>
-          <w:rtl w:val="0"/>
-          <w:lang w:val="en-US" w:bidi="en-US" w:eastAsia="en-US"/>
-        </w:rPr>
-        <w:t>. For more information, see</w:t>
-      </w:r>
-      <w:r>
-        <w:rPr>
-          <w:rFonts w:ascii="Calibri" w:hAnsi="Calibri" w:cs="Lato" w:eastAsia="Lato"/>
-          <w:color w:val="000000" w:themeColor="text1"/>
-          <w:sz w:val="24"/>
-          <w:szCs w:val="24"/>
-        </w:rPr>
-        <w:t xml:space="preserve"> </w:t>
-      </w:r>
-      <w:hyperlink r:id="R2">
-        <w:r>
-          <w:rPr>
-            <w:rStyle w:val="C2"/>
-            <w:rFonts w:ascii="Calibri" w:hAnsi="Calibri" w:cs="Lato" w:eastAsia="Lato"/>
-            <w:color w:val="00718F"/>
-            <w:sz w:val="24"/>
-            <w:szCs w:val="24"/>
-          </w:rPr>
-          <w:t>Configure a Now Assist skill</w:t>
-        </w:r>
-      </w:hyperlink>
-      <w:r>
-        <w:rPr>
-          <w:rFonts w:ascii="Calibri" w:hAnsi="Calibri" w:cs="Lato" w:eastAsia="Lato"/>
-          <w:color w:val="000000" w:themeColor="text1"/>
-          <w:sz w:val="24"/>
-          <w:szCs w:val="24"/>
-        </w:rPr>
-        <w:t>.</w:t>
-      </w:r>
-      <w:r>
-        <w:rPr>
-          <w:rFonts w:ascii="Calibri" w:hAnsi="Calibri" w:cs="Lato" w:eastAsia="Lato"/>
-          <w:color w:val="000000" w:themeColor="text1"/>
-          <w:sz w:val="24"/>
-          <w:szCs w:val="24"/>
-          <w:rtl w:val="0"/>
-          <w:lang w:val="en-US" w:bidi="en-US" w:eastAsia="en-US"/>
-        </w:rPr>
-        <w:br w:type="textWrapping"/>
-      </w:r>
-    </w:p>
-    <w:p>
-      <w:pPr>
-        <w:shd w:val="clear" w:fill="auto"/>
-        <w:spacing w:lineRule="auto" w:line="240" w:after="0" w:beforeAutospacing="0" w:afterAutospacing="0"/>
-        <w:rPr>
-          <w:rFonts w:ascii="Calibri" w:hAnsi="Calibri"/>
-          <w:sz w:val="24"/>
-          <w:szCs w:val="24"/>
-        </w:rPr>
-      </w:pPr>
-      <w:r>
-        <w:rPr>
-          <w:rFonts w:ascii="Calibri" w:hAnsi="Calibri" w:cs="Lato" w:eastAsia="Lato"/>
-          <w:color w:val="000000" w:themeColor="text1"/>
-          <w:sz w:val="24"/>
-          <w:szCs w:val="24"/>
-        </w:rPr>
-        <w:t xml:space="preserve">In the </w:t>
-      </w:r>
-      <w:r>
-        <w:rPr>
-          <w:rFonts w:ascii="Calibri" w:hAnsi="Calibri" w:cs="Calibri" w:eastAsia="Calibri"/>
-          <w:sz w:val="24"/>
-          <w:szCs w:val="24"/>
-        </w:rPr>
-        <w:t>Now Assist Panel, users communicate through a Large Language Model (LLM) which can be set up much faster than NLU. Users input queries using natural language instead of relying on keywords. If the query is supported by generative AI, the LLM will present the most likely option based on the requestor’s input. The Virtual Agen</w:t>
-      </w:r>
-      <w:r>
-        <w:rPr>
-          <w:rFonts w:ascii="Calibri" w:hAnsi="Calibri" w:cs="Calibri" w:eastAsia="Calibri"/>
-          <w:sz w:val="24"/>
-          <w:szCs w:val="24"/>
-          <w:rtl w:val="0"/>
-          <w:lang w:val="en-US" w:bidi="en-US" w:eastAsia="en-US"/>
-        </w:rPr>
-        <w:t>t</w:t>
-      </w:r>
-      <w:r>
-        <w:rPr>
-          <w:rFonts w:ascii="Calibri" w:hAnsi="Calibri" w:cs="Lato" w:eastAsia="Lato"/>
-          <w:color w:val="000000" w:themeColor="text1"/>
-          <w:sz w:val="24"/>
-          <w:szCs w:val="24"/>
-        </w:rPr>
-        <w:t xml:space="preserve"> based on the user query, and the user can refine their search by asking follow-up questions or trying a different query. User queries can apply to both information searches and service catalog requests.</w:t>
-      </w:r>
-      <w:r>
-        <w:rPr>
-          <w:rFonts w:ascii="Calibri" w:hAnsi="Calibri" w:cs="Lato" w:eastAsia="Lato"/>
-          <w:color w:val="000000" w:themeColor="text1"/>
-          <w:sz w:val="24"/>
-          <w:szCs w:val="24"/>
-        </w:rPr>
-        <w:t xml:space="preserve"> </w:t>
-      </w:r>
-      <w:r>
-        <w:rPr>
-          <w:rFonts w:ascii="Calibri" w:hAnsi="Calibri" w:cs="Lato" w:eastAsia="Lato"/>
-          <w:color w:val="000000" w:themeColor="text1"/>
-          <w:sz w:val="24"/>
-          <w:szCs w:val="24"/>
-          <w:rtl w:val="0"/>
-          <w:lang w:val="en-US" w:bidi="en-US" w:eastAsia="en-US"/>
-        </w:rPr>
-        <w:br w:type="textWrapping"/>
-      </w:r>
-    </w:p>
-    <w:p>
-      <w:pPr>
-        <w:shd w:val="clear" w:fill="auto"/>
-        <w:spacing w:lineRule="auto" w:line="240" w:after="0" w:beforeAutospacing="0" w:afterAutospacing="0"/>
-        <w:rPr>
-          <w:rFonts w:ascii="Calibri" w:hAnsi="Calibri"/>
-          <w:sz w:val="24"/>
-          <w:szCs w:val="24"/>
-        </w:rPr>
-      </w:pPr>
-      <w:r>
-        <w:rPr>
-          <w:rFonts w:ascii="Calibri" w:hAnsi="Calibri" w:cs="Lato" w:eastAsia="Lato"/>
-          <w:color w:val="000000" w:themeColor="text1"/>
-          <w:sz w:val="24"/>
-          <w:szCs w:val="24"/>
-        </w:rPr>
-        <w:t xml:space="preserve">If the query isn't recognized by LLM, the Virtual Agent uses NLU/keyword behavior instead. Users see standard search results instead </w:t>
-      </w:r>
-      <w:r>
-        <w:rPr>
-          <w:rFonts w:ascii="Calibri" w:hAnsi="Calibri" w:cs="Lato" w:eastAsia="Lato"/>
-          <w:color w:val="000000" w:themeColor="text1"/>
-          <w:sz w:val="24"/>
-          <w:szCs w:val="24"/>
-          <w:rtl w:val="0"/>
-          <w:lang w:val="en-US" w:bidi="en-US" w:eastAsia="en-US"/>
-        </w:rPr>
-        <w:t xml:space="preserve">of </w:t>
-      </w:r>
-      <w:r>
-        <w:rPr>
-          <w:rFonts w:ascii="Calibri" w:hAnsi="Calibri" w:cs="Lato" w:eastAsia="Lato"/>
-          <w:color w:val="000000" w:themeColor="text1"/>
-          <w:sz w:val="24"/>
-          <w:szCs w:val="24"/>
-          <w:rtl w:val="0"/>
-          <w:lang w:val="en-US" w:bidi="en-US" w:eastAsia="en-US"/>
-        </w:rPr>
-        <w:t>Genius Results,</w:t>
-      </w:r>
-      <w:r>
-        <w:rPr>
-          <w:rFonts w:ascii="Calibri" w:hAnsi="Calibri" w:cs="Lato" w:eastAsia="Lato"/>
-          <w:color w:val="000000" w:themeColor="text1"/>
-          <w:sz w:val="24"/>
-          <w:szCs w:val="24"/>
-          <w:rtl w:val="0"/>
-          <w:lang w:val="en-US" w:bidi="en-US" w:eastAsia="en-US"/>
-        </w:rPr>
-        <w:t xml:space="preserve"> or</w:t>
-      </w:r>
-      <w:r>
-        <w:rPr>
-          <w:rFonts w:ascii="Calibri" w:hAnsi="Calibri" w:cs="Lato" w:eastAsia="Lato"/>
-          <w:color w:val="000000" w:themeColor="text1"/>
-          <w:sz w:val="24"/>
-          <w:szCs w:val="24"/>
-        </w:rPr>
-        <w:t xml:space="preserve"> have the option to connect to a Live Agent.</w:t>
-      </w:r>
-      <w:r>
-        <w:rPr>
-          <w:rFonts w:ascii="Calibri" w:hAnsi="Calibri" w:cs="Lato" w:eastAsia="Lato"/>
-          <w:color w:val="000000" w:themeColor="text1"/>
-          <w:sz w:val="24"/>
-          <w:szCs w:val="24"/>
-          <w:rtl w:val="0"/>
-          <w:lang w:val="en-US" w:bidi="en-US" w:eastAsia="en-US"/>
-        </w:rPr>
-        <w:br w:type="textWrapping"/>
-      </w:r>
-    </w:p>
-    <w:p>
-      <w:pPr>
-        <w:shd w:val="clear" w:fill="auto"/>
-        <w:spacing w:lineRule="auto" w:line="240" w:after="0" w:beforeAutospacing="0" w:afterAutospacing="0"/>
-        <w:rPr>
-          <w:rFonts w:ascii="Calibri" w:hAnsi="Calibri"/>
-          <w:sz w:val="24"/>
-          <w:szCs w:val="24"/>
-        </w:rPr>
-      </w:pPr>
-      <w:r>
-        <w:rPr>
-          <w:rFonts w:ascii="Calibri" w:hAnsi="Calibri" w:cs="Lato" w:eastAsia="Lato"/>
-          <w:color w:val="000000" w:themeColor="text1"/>
-          <w:sz w:val="24"/>
-          <w:szCs w:val="24"/>
-        </w:rPr>
-        <w:t>Now Assist for Virtual Agent is available by portals on the web client, and the mobile app.</w:t>
-      </w:r>
-      <w:r>
-        <w:rPr>
-          <w:rFonts w:ascii="Calibri" w:hAnsi="Calibri" w:cs="Lato" w:eastAsia="Lato"/>
-          <w:color w:val="000000" w:themeColor="text1"/>
-          <w:sz w:val="24"/>
-          <w:szCs w:val="24"/>
-          <w:rtl w:val="0"/>
-          <w:lang w:val="en-US" w:bidi="en-US" w:eastAsia="en-US"/>
-        </w:rPr>
-        <w:t xml:space="preserve"> </w:t>
-      </w:r>
-      <w:r>
-        <w:rPr>
-          <w:rFonts w:ascii="Calibri" w:hAnsi="Calibri" w:cs="Lato" w:eastAsia="Lato"/>
-          <w:color w:val="000000" w:themeColor="text1"/>
-          <w:sz w:val="24"/>
-          <w:szCs w:val="24"/>
-        </w:rPr>
-        <w:t>The following Virtual Agent Designer nodes are supported in Now Assist.</w:t>
-      </w:r>
-      <w:r>
-        <w:rPr>
-          <w:rFonts w:ascii="Calibri" w:hAnsi="Calibri" w:cs="Lato" w:eastAsia="Lato"/>
-          <w:color w:val="000000" w:themeColor="text1"/>
-          <w:sz w:val="24"/>
-          <w:szCs w:val="24"/>
-          <w:rtl w:val="0"/>
-          <w:lang w:val="en-US" w:bidi="en-US" w:eastAsia="en-US"/>
-        </w:rPr>
-        <w:br w:type="textWrapping"/>
-      </w:r>
-    </w:p>
-    <w:p>
-      <w:pPr>
-        <w:shd w:val="clear" w:fill="auto"/>
-        <w:spacing w:lineRule="auto" w:line="240" w:after="0" w:beforeAutospacing="0" w:afterAutospacing="0"/>
-        <w:rPr>
-          <w:rFonts w:ascii="Calibri" w:hAnsi="Calibri"/>
-          <w:sz w:val="24"/>
-          <w:szCs w:val="24"/>
-        </w:rPr>
-      </w:pPr>
+          <w:rtl w:val="0"/>
+          <w:lang w:val="en-US" w:bidi="en-US" w:eastAsia="en-US"/>
+        </w:rPr>
+        <w:t>User Inputs</w:t>
+      </w:r>
       <w:r>
         <w:rPr>
           <w:rFonts w:ascii="Calibri" w:hAnsi="Calibri"/>
@@ -471,7 +444,6 @@
           <w:rtl w:val="0"/>
           <w:lang w:val="en-US" w:bidi="en-US" w:eastAsia="en-US"/>
         </w:rPr>
-        <w:t>User Inputs</w:t>
         <w:br w:type="textWrapping"/>
       </w:r>
       <w:r>
@@ -480,7 +452,23 @@
           <w:sz w:val="24"/>
           <w:szCs w:val="24"/>
         </w:rPr>
-        <w:t xml:space="preserve"> - Text</w:t>
+        <w:t xml:space="preserve"> </w:t>
+      </w:r>
+      <w:r>
+        <w:rPr>
+          <w:rFonts w:ascii="Calibri" w:hAnsi="Calibri" w:cs="Calibri" w:eastAsia="Calibri"/>
+          <w:sz w:val="24"/>
+          <w:szCs w:val="24"/>
+        </w:rPr>
+        <w:t>•</w:t>
+      </w:r>
+      <w:r>
+        <w:rPr>
+          <w:rFonts w:ascii="Calibri" w:hAnsi="Calibri" w:cs="Calibri" w:eastAsia="Calibri"/>
+          <w:sz w:val="24"/>
+          <w:szCs w:val="24"/>
+        </w:rPr>
+        <w:t xml:space="preserve"> Text</w:t>
       </w:r>
       <w:r>
         <w:rPr>
@@ -496,7 +484,23 @@
           <w:sz w:val="24"/>
           <w:szCs w:val="24"/>
         </w:rPr>
-        <w:t xml:space="preserve"> - Static Choice</w:t>
+        <w:t xml:space="preserve"> </w:t>
+      </w:r>
+      <w:r>
+        <w:rPr>
+          <w:rFonts w:ascii="Calibri" w:hAnsi="Calibri" w:cs="Calibri" w:eastAsia="Calibri"/>
+          <w:sz w:val="24"/>
+          <w:szCs w:val="24"/>
+        </w:rPr>
+        <w:t>•</w:t>
+      </w:r>
+      <w:r>
+        <w:rPr>
+          <w:rFonts w:ascii="Calibri" w:hAnsi="Calibri" w:cs="Calibri" w:eastAsia="Calibri"/>
+          <w:sz w:val="24"/>
+          <w:szCs w:val="24"/>
+        </w:rPr>
+        <w:t xml:space="preserve"> Static Choice</w:t>
       </w:r>
       <w:r>
         <w:rPr>
@@ -512,7 +516,23 @@
           <w:sz w:val="24"/>
           <w:szCs w:val="24"/>
         </w:rPr>
-        <w:t xml:space="preserve"> - Dynamic Choice</w:t>
+        <w:t xml:space="preserve"> </w:t>
+      </w:r>
+      <w:r>
+        <w:rPr>
+          <w:rFonts w:ascii="Calibri" w:hAnsi="Calibri" w:cs="Calibri" w:eastAsia="Calibri"/>
+          <w:sz w:val="24"/>
+          <w:szCs w:val="24"/>
+        </w:rPr>
+        <w:t>•</w:t>
+      </w:r>
+      <w:r>
+        <w:rPr>
+          <w:rFonts w:ascii="Calibri" w:hAnsi="Calibri" w:cs="Calibri" w:eastAsia="Calibri"/>
+          <w:sz w:val="24"/>
+          <w:szCs w:val="24"/>
+        </w:rPr>
+        <w:t xml:space="preserve"> Dynamic Choice</w:t>
       </w:r>
     </w:p>
     <w:p>
@@ -572,64 +592,96 @@
           <w:sz w:val="24"/>
           <w:szCs w:val="24"/>
         </w:rPr>
-        <w:t>- Text</w:t>
-      </w:r>
-    </w:p>
-    <w:p>
-      <w:pPr>
-        <w:shd w:val="clear" w:fill="auto"/>
-        <w:spacing w:lineRule="auto" w:line="240" w:after="0" w:beforeAutospacing="0" w:afterAutospacing="0"/>
-        <w:rPr>
-          <w:rFonts w:ascii="Calibri" w:hAnsi="Calibri"/>
-          <w:sz w:val="24"/>
-          <w:szCs w:val="24"/>
-        </w:rPr>
-      </w:pPr>
-      <w:r>
-        <w:rPr>
-          <w:rFonts w:ascii="Calibri" w:hAnsi="Calibri" w:cs="Calibri" w:eastAsia="Calibri"/>
-          <w:sz w:val="24"/>
-          <w:szCs w:val="24"/>
-        </w:rPr>
-        <w:t>- Link</w:t>
-      </w:r>
-    </w:p>
-    <w:p>
-      <w:pPr>
-        <w:shd w:val="clear" w:fill="auto"/>
-        <w:spacing w:lineRule="auto" w:line="240" w:after="0" w:beforeAutospacing="0" w:afterAutospacing="0"/>
-        <w:rPr>
-          <w:rFonts w:ascii="Calibri" w:hAnsi="Calibri"/>
-          <w:sz w:val="24"/>
-          <w:szCs w:val="24"/>
-        </w:rPr>
-      </w:pPr>
-      <w:r>
-        <w:rPr>
-          <w:rFonts w:ascii="Calibri" w:hAnsi="Calibri" w:cs="Calibri" w:eastAsia="Calibri"/>
-          <w:sz w:val="24"/>
-          <w:szCs w:val="24"/>
-        </w:rPr>
-        <w:t>- HTML</w:t>
-      </w:r>
-    </w:p>
-    <w:p>
-      <w:pPr>
-        <w:shd w:val="clear" w:fill="auto"/>
-        <w:spacing w:lineRule="auto" w:line="240" w:after="0" w:beforeAutospacing="0" w:afterAutospacing="0"/>
-        <w:rPr>
-          <w:rFonts w:ascii="Calibri" w:hAnsi="Calibri"/>
-          <w:sz w:val="24"/>
-          <w:szCs w:val="24"/>
-        </w:rPr>
-      </w:pPr>
-      <w:r>
-        <w:rPr>
-          <w:rFonts w:ascii="Calibri" w:hAnsi="Calibri" w:cs="Calibri" w:eastAsia="Calibri"/>
-          <w:sz w:val="24"/>
-          <w:szCs w:val="24"/>
-        </w:rPr>
-        <w:t>- Card (Record card and Record card with Action only)</w:t>
+        <w:t>•</w:t>
+      </w:r>
+      <w:r>
+        <w:rPr>
+          <w:rFonts w:ascii="Calibri" w:hAnsi="Calibri" w:cs="Calibri" w:eastAsia="Calibri"/>
+          <w:sz w:val="24"/>
+          <w:szCs w:val="24"/>
+        </w:rPr>
+        <w:t xml:space="preserve"> Text</w:t>
+      </w:r>
+    </w:p>
+    <w:p>
+      <w:pPr>
+        <w:shd w:val="clear" w:fill="auto"/>
+        <w:spacing w:lineRule="auto" w:line="240" w:after="0" w:beforeAutospacing="0" w:afterAutospacing="0"/>
+        <w:rPr>
+          <w:rFonts w:ascii="Calibri" w:hAnsi="Calibri"/>
+          <w:sz w:val="24"/>
+          <w:szCs w:val="24"/>
+        </w:rPr>
+      </w:pPr>
+      <w:r>
+        <w:rPr>
+          <w:rFonts w:ascii="Calibri" w:hAnsi="Calibri" w:cs="Calibri" w:eastAsia="Calibri"/>
+          <w:sz w:val="24"/>
+          <w:szCs w:val="24"/>
+        </w:rPr>
+        <w:t>•</w:t>
+      </w:r>
+      <w:r>
+        <w:rPr>
+          <w:rFonts w:ascii="Calibri" w:hAnsi="Calibri" w:cs="Calibri" w:eastAsia="Calibri"/>
+          <w:sz w:val="24"/>
+          <w:szCs w:val="24"/>
+        </w:rPr>
+        <w:t xml:space="preserve"> Link</w:t>
+      </w:r>
+    </w:p>
+    <w:p>
+      <w:pPr>
+        <w:shd w:val="clear" w:fill="auto"/>
+        <w:spacing w:lineRule="auto" w:line="240" w:after="0" w:beforeAutospacing="0" w:afterAutospacing="0"/>
+        <w:rPr>
+          <w:rFonts w:ascii="Calibri" w:hAnsi="Calibri"/>
+          <w:sz w:val="24"/>
+          <w:szCs w:val="24"/>
+        </w:rPr>
+      </w:pPr>
+      <w:r>
+        <w:rPr>
+          <w:rFonts w:ascii="Calibri" w:hAnsi="Calibri" w:cs="Calibri" w:eastAsia="Calibri"/>
+          <w:sz w:val="24"/>
+          <w:szCs w:val="24"/>
+        </w:rPr>
+        <w:t>•</w:t>
+      </w:r>
+      <w:r>
+        <w:rPr>
+          <w:rFonts w:ascii="Calibri" w:hAnsi="Calibri" w:cs="Calibri" w:eastAsia="Calibri"/>
+          <w:sz w:val="24"/>
+          <w:szCs w:val="24"/>
+        </w:rPr>
+        <w:t xml:space="preserve"> HTML</w:t>
+      </w:r>
+    </w:p>
+    <w:p>
+      <w:pPr>
+        <w:shd w:val="clear" w:fill="auto"/>
+        <w:spacing w:lineRule="auto" w:line="240" w:after="0" w:beforeAutospacing="0" w:afterAutospacing="0"/>
+        <w:rPr>
+          <w:rFonts w:ascii="Calibri" w:hAnsi="Calibri"/>
+          <w:sz w:val="24"/>
+          <w:szCs w:val="24"/>
+        </w:rPr>
+      </w:pPr>
+      <w:r>
+        <w:rPr>
+          <w:rFonts w:ascii="Calibri" w:hAnsi="Calibri" w:cs="Calibri" w:eastAsia="Calibri"/>
+          <w:sz w:val="24"/>
+          <w:szCs w:val="24"/>
+        </w:rPr>
+        <w:t>•</w:t>
+      </w:r>
+      <w:r>
+        <w:rPr>
+          <w:rFonts w:ascii="Calibri" w:hAnsi="Calibri" w:cs="Calibri" w:eastAsia="Calibri"/>
+          <w:sz w:val="24"/>
+          <w:szCs w:val="24"/>
+        </w:rPr>
+        <w:t xml:space="preserve"> Card (Record card and Record card with Action only)</w:t>
       </w:r>
     </w:p>
     <w:sectPr>
